--- a/CET46/StudyPlatform-report-draft-ch1-6-gamified-v2.docx
+++ b/CET46/StudyPlatform-report-draft-ch1-6-gamified-v2.docx
@@ -4641,11 +4641,9 @@
         <w:spacing w:line="360" w:lineRule="auto"/>
         <w:ind w:firstLine="461"/>
       </w:pPr>
-      <w:proofErr w:type="spellStart"/>
       <w:r>
         <w:t>StudyPlatform</w:t>
       </w:r>
-      <w:proofErr w:type="spellEnd"/>
       <w:r>
         <w:t>智慧学习平台是面向高校课程学习、在线练习、实验实训与学习过程管理的一体化</w:t>
       </w:r>
@@ -4788,13 +4786,22 @@
         <w:ind w:firstLine="461"/>
       </w:pPr>
       <w:r>
-        <w:t>在此基础上，项目进一步规划金币激励与兑换中心。学习者在不同学习方式中都可以获得金币：在线学习可根据课程学习时长和题目得分获得金币；可视化学习和实验平台可根据有效在线时长获得金币；两个学习游戏则可将游戏内获取的金币直接计入平台账户。金币进入统一账户后，可在兑换中心兑换</w:t>
-      </w:r>
-      <w:r>
-        <w:t xml:space="preserve"> AI </w:t>
-      </w:r>
-      <w:r>
-        <w:t>陪伴宠物形象、宠物装扮、学习主题、称号徽章或其他激励物品。这样，平台就不只是记录学习结果，而是把学习过程转化为可见、可积累、可兑换的成长反馈。</w:t>
+        <w:t>在此基础上，项目进一步规划金币激励与兑换中心。学习者在不同学习方式中都可以获得金币</w:t>
+      </w:r>
+      <w:r>
+        <w:rPr>
+          <w:rFonts w:hint="eastAsia"/>
+        </w:rPr>
+        <w:t>。</w:t>
+      </w:r>
+      <w:r>
+        <w:t>金币可在兑换中心兑换</w:t>
+      </w:r>
+      <w:r>
+        <w:t>AI</w:t>
+      </w:r>
+      <w:r>
+        <w:t>陪伴宠物形象、宠物装扮、称号徽章或其他激励物品。这样，平台就不只是记录学习结果，而是把学习过程转化为可见、可积累、可兑换的成长反馈。</w:t>
       </w:r>
     </w:p>
     <w:p>
@@ -4803,49 +4810,91 @@
         <w:ind w:firstLine="461"/>
       </w:pPr>
       <w:r>
-        <w:t>从业务背景看，传统课程网站通常只提供课程浏览或资料下载功能，难以覆盖课前选课、课中学习、课后练习、作业考试、错题复盘和学习统计等连续流程。本项目在前期调研在线课程平台、课程题库系统、</w:t>
-      </w:r>
-      <w:r>
-        <w:t xml:space="preserve">OJ </w:t>
-      </w:r>
-      <w:r>
-        <w:t>在线评测系统和虚拟仿真实验平台的基础上，将多类学习活动纳入同一套用户体系、学习记录体系和金币激励体系，突出</w:t>
-      </w:r>
-      <w:r>
+        <w:t>从业务背景看，传统课程网站通常只提供课程浏览或资料下载功能，难以覆盖课前选课、课中学习、课后练习、作业考试、错题复盘和学习统计等连续流程。本项目在前期调研在线课程平台</w:t>
+      </w:r>
+      <w:r>
+        <w:rPr>
+          <w:rFonts w:hint="eastAsia"/>
+        </w:rPr>
         <w:t>“</w:t>
       </w:r>
       <w:r>
-        <w:t>学习资源聚合</w:t>
-      </w:r>
-      <w:r>
-        <w:t>”“</w:t>
-      </w:r>
-      <w:r>
-        <w:t>学习过程闭环</w:t>
-      </w:r>
-      <w:r>
-        <w:t>”“</w:t>
-      </w:r>
-      <w:r>
-        <w:t>知识具象化</w:t>
-      </w:r>
-      <w:r>
+        <w:rPr>
+          <w:rFonts w:hint="eastAsia"/>
+        </w:rPr>
+        <w:t>中国大学</w:t>
+      </w:r>
+      <w:r>
+        <w:rPr>
+          <w:rFonts w:hint="eastAsia"/>
+        </w:rPr>
+        <w:t>MOOC</w:t>
+      </w:r>
+      <w:r>
+        <w:rPr>
+          <w:rFonts w:hint="eastAsia"/>
+        </w:rPr>
         <w:t>”</w:t>
       </w:r>
       <w:r>
-        <w:t>和</w:t>
-      </w:r>
-      <w:r>
+        <w:t>、课程题库系统</w:t>
+      </w:r>
+      <w:r>
+        <w:rPr>
+          <w:rFonts w:hint="eastAsia"/>
+        </w:rPr>
         <w:t>“</w:t>
       </w:r>
       <w:r>
-        <w:t>学习激励持续化</w:t>
-      </w:r>
-      <w:r>
+        <w:rPr>
+          <w:rFonts w:hint="eastAsia"/>
+        </w:rPr>
+        <w:t>examcoo</w:t>
+      </w:r>
+      <w:r>
+        <w:rPr>
+          <w:rFonts w:hint="eastAsia"/>
+        </w:rPr>
         <w:t>”</w:t>
       </w:r>
       <w:r>
-        <w:t>四个目标。</w:t>
+        <w:t>、</w:t>
+      </w:r>
+      <w:r>
+        <w:t>OJ</w:t>
+      </w:r>
+      <w:r>
+        <w:t>在线评测</w:t>
+      </w:r>
+      <w:r>
+        <w:rPr>
+          <w:rFonts w:hint="eastAsia"/>
+        </w:rPr>
+        <w:t>平台“</w:t>
+      </w:r>
+      <w:r>
+        <w:rPr>
+          <w:rFonts w:hint="eastAsia"/>
+        </w:rPr>
+        <w:t>LeetCode</w:t>
+      </w:r>
+      <w:r>
+        <w:rPr>
+          <w:rFonts w:hint="eastAsia"/>
+        </w:rPr>
+        <w:t>”</w:t>
+      </w:r>
+      <w:r>
+        <w:t>和虚拟仿真实验平台的基础上，将多类学习活动纳入同一套用户体系、学习记录体系和金币激励体系，突出</w:t>
+      </w:r>
+      <w:r>
+        <w:rPr>
+          <w:rFonts w:hint="eastAsia"/>
+        </w:rPr>
+        <w:t>网站趣味学习的</w:t>
+      </w:r>
+      <w:r>
+        <w:t>目标。</w:t>
       </w:r>
     </w:p>
     <w:p>
@@ -4857,52 +4906,70 @@
         <w:t>从系统定位看，本项目不是单一的课程展示网站，而是综合型学习服务平台。前端采用</w:t>
       </w:r>
       <w:r>
-        <w:t xml:space="preserve"> Vue 3 </w:t>
+        <w:t>Vue 3</w:t>
       </w:r>
       <w:r>
         <w:t>与</w:t>
       </w:r>
       <w:r>
-        <w:t xml:space="preserve"> Vite </w:t>
+        <w:t>Vite</w:t>
       </w:r>
       <w:r>
         <w:t>构建交互界面，后端采用</w:t>
       </w:r>
       <w:r>
-        <w:t xml:space="preserve"> Spring Boot </w:t>
+        <w:t>Spring Boot</w:t>
       </w:r>
       <w:r>
         <w:t>提供</w:t>
       </w:r>
       <w:r>
-        <w:t xml:space="preserve"> REST API</w:t>
+        <w:t>REST API</w:t>
       </w:r>
       <w:r>
         <w:t>，数据库通过</w:t>
       </w:r>
       <w:r>
-        <w:t xml:space="preserve"> MySQL </w:t>
+        <w:t>MySQL</w:t>
       </w:r>
       <w:r>
         <w:t>与</w:t>
       </w:r>
       <w:r>
-        <w:t xml:space="preserve"> Flyway </w:t>
-      </w:r>
-      <w:r>
-        <w:t>迁移脚本维护课程、题库、用户、学习记录、教材订单、</w:t>
-      </w:r>
-      <w:r>
-        <w:t xml:space="preserve">OJ </w:t>
+        <w:t>Flyway</w:t>
+      </w:r>
+      <w:r>
+        <w:t>迁移脚本</w:t>
+      </w:r>
+      <w:r>
+        <w:rPr>
+          <w:rFonts w:hint="eastAsia"/>
+        </w:rPr>
+        <w:t>实现多人协作编程，</w:t>
+      </w:r>
+      <w:r>
+        <w:t>维护课程、题库、用户、学习记录、教材订单、</w:t>
+      </w:r>
+      <w:r>
+        <w:t>OJ</w:t>
       </w:r>
       <w:r>
         <w:t>提交记录、仿真实验记录和金币兑换记录等数据。系统同时预留</w:t>
       </w:r>
       <w:r>
-        <w:t xml:space="preserve"> AI </w:t>
-      </w:r>
-      <w:r>
-        <w:t>学习助手入口，通过后端代理方式提供学习问答能力，避免在前端暴露模型密钥。</w:t>
+        <w:t>AI</w:t>
+      </w:r>
+      <w:r>
+        <w:t>学习助手入口，通过后端代理方式提供学习问答能力，避免在前端暴露模型</w:t>
+      </w:r>
+      <w:r>
+        <w:rPr>
+          <w:rFonts w:hint="eastAsia"/>
+        </w:rPr>
+        <w:t>API</w:t>
+      </w:r>
+      <w:r>
+        <w:t>密钥。</w:t>
       </w:r>
     </w:p>
     <w:p>
@@ -4914,17 +4981,20 @@
         <w:t>本项目的创新点主要体现在多学习场景融合、知识具象化呈现、学习过程数据化、</w:t>
       </w:r>
       <w:r>
-        <w:t xml:space="preserve">AI </w:t>
+        <w:t>AI</w:t>
+      </w:r>
+      <w:r>
+        <w:t>陪伴式辅助和金币激励闭环五个方面。平台将在线学堂、</w:t>
+      </w:r>
+      <w:r>
+        <w:t>AI</w:t>
+      </w:r>
+      <w:r>
+        <w:t>宠物、题库练习、错题复盘、在线编程、虚拟仿真、算法可视化、学习游戏、金币获取和兑换中心整合到同一用户体系下，</w:t>
       </w:r>
       <w:r>
         <w:lastRenderedPageBreak/>
-        <w:t>陪伴式辅助和金币激励闭环五个方面。平台将在线学堂、</w:t>
-      </w:r>
-      <w:r>
-        <w:t xml:space="preserve">AI </w:t>
-      </w:r>
-      <w:r>
-        <w:t>宠物、题库练习、错题复盘、在线编程、虚拟仿真、算法可视化、学习游戏、金币获取和兑换中心整合到同一用户体系下，使学习者的观看、答题、实验和训练行为能够形成连续记录与持续奖励。这种</w:t>
+        <w:t>使学习者的观看、答题、实验和训练行为能够形成连续记录与持续奖励。这种</w:t>
       </w:r>
       <w:r>
         <w:t>“</w:t>
@@ -4933,25 +5003,25 @@
         <w:t>资源聚合</w:t>
       </w:r>
       <w:r>
-        <w:t xml:space="preserve"> + </w:t>
+        <w:t>+</w:t>
       </w:r>
       <w:r>
         <w:t>过程跟踪</w:t>
       </w:r>
       <w:r>
-        <w:t xml:space="preserve"> + </w:t>
+        <w:t>+</w:t>
       </w:r>
       <w:r>
         <w:t>具象化交互</w:t>
       </w:r>
       <w:r>
-        <w:t xml:space="preserve"> + </w:t>
+        <w:t>+</w:t>
       </w:r>
       <w:r>
         <w:t>智能陪伴</w:t>
       </w:r>
       <w:r>
-        <w:t xml:space="preserve"> + </w:t>
+        <w:t>+</w:t>
       </w:r>
       <w:r>
         <w:t>金币激励</w:t>
@@ -5242,7 +5312,7 @@
         <w:t>本项目的总体目标是建设一个面向高校学习场景的综合型智慧学习平台，使学生不仅能够在统一入口中完成课程浏览、课程学习、作业考试和题库练习，还能通过</w:t>
       </w:r>
       <w:r>
-        <w:t xml:space="preserve"> AI </w:t>
+        <w:t>AI</w:t>
       </w:r>
       <w:r>
         <w:t>宠物、实验平台、算法可视化、空间模型、在线编程、学习游戏和金币兑换中心获得更具吸引力的学习体验。项目希望回答的核心问题是：如何让知识看得懂、能操作、有反馈、能积累，并最终让学生愿意学习、乐于学习。</w:t>
@@ -5257,20 +5327,76 @@
         <w:t>在业务目标方面，系统希望解决学习资源分散、学习过程枯燥、练习反馈滞后、学习数据难以沉淀和学习动力不足等问题。在线学堂承担课程、教材、作业、考试和题库等基础学习任务；</w:t>
       </w:r>
       <w:r>
-        <w:t xml:space="preserve">AI </w:t>
-      </w:r>
-      <w:r>
-        <w:t>宠物承担陪伴式问答、待办管理和专注辅助；实验平台与可视化模块承担抽象知识具象化的任务；学习游戏承担低门槛训练和即时反馈的任务；金币激励与兑换中心承担</w:t>
-      </w:r>
-      <w:r>
-        <w:lastRenderedPageBreak/>
-        <w:t>持续激励和成就反馈的任务。各模块共同构成</w:t>
+        <w:t>AI</w:t>
+      </w:r>
+      <w:r>
+        <w:t>宠物承担陪伴式问答、</w:t>
+      </w:r>
+      <w:r>
+        <w:rPr>
+          <w:rFonts w:hint="eastAsia"/>
+        </w:rPr>
+        <w:t>to-dolist</w:t>
+      </w:r>
+      <w:r>
+        <w:t>待办管理和</w:t>
+      </w:r>
+      <w:r>
+        <w:rPr>
+          <w:rFonts w:hint="eastAsia"/>
+        </w:rPr>
+        <w:t>番茄</w:t>
+      </w:r>
+      <w:r>
+        <w:t>专注辅助；实验平台与可视化模块承担抽象知识具象化的任务；学习游戏承担低门槛训练和即时反馈的任务；金币激励与兑换中心承担持续激励和成就反馈的任务。各模块共同</w:t>
+      </w:r>
+      <w:r>
+        <w:rPr>
+          <w:rFonts w:hint="eastAsia"/>
+        </w:rPr>
+        <w:t>形成</w:t>
       </w:r>
       <w:r>
         <w:t>“</w:t>
       </w:r>
       <w:r>
-        <w:t>看得懂、练得动、有反馈、能兑换、愿坚持</w:t>
+        <w:t>看得懂</w:t>
+      </w:r>
+      <w:r>
+        <w:rPr>
+          <w:rFonts w:hint="eastAsia"/>
+        </w:rPr>
+        <w:t>-&gt;</w:t>
+      </w:r>
+      <w:r>
+        <w:t>练得动</w:t>
+      </w:r>
+      <w:r>
+        <w:rPr>
+          <w:rFonts w:hint="eastAsia"/>
+        </w:rPr>
+        <w:t>-&gt;</w:t>
+      </w:r>
+      <w:r>
+        <w:t>有反馈</w:t>
+      </w:r>
+      <w:r>
+        <w:rPr>
+          <w:rFonts w:hint="eastAsia"/>
+        </w:rPr>
+        <w:t>-&gt;</w:t>
+      </w:r>
+      <w:r>
+        <w:t>能兑换</w:t>
+      </w:r>
+      <w:r>
+        <w:rPr>
+          <w:rFonts w:hint="eastAsia"/>
+        </w:rPr>
+        <w:t>-&gt;</w:t>
+      </w:r>
+      <w:r>
+        <w:t>愿坚持</w:t>
       </w:r>
       <w:r>
         <w:t>”</w:t>
@@ -5285,13 +5411,32 @@
         <w:ind w:firstLine="461"/>
       </w:pPr>
       <w:r>
-        <w:t>在激励目标方面，系统规划为每种学习方式提供金币获取渠道。在线学习根据有效学习时长和题目得分奖励金币，可视化学习和实验平台根据有效在线时长奖励金币，学习游戏根据游戏内金币直接结算到平台账户。金币可在兑换中心兑换</w:t>
-      </w:r>
-      <w:r>
-        <w:t xml:space="preserve"> AI </w:t>
-      </w:r>
-      <w:r>
-        <w:t>宠物形象、宠物装扮、页面主题、称号徽章、学习卡片皮肤等虚拟物品，也可预留兑换课程提示次数、错题复习加成卡、专注挑战门票等扩展奖励。通过这种方式，学习者能够从每一次学习行为中获得即时反馈和长期积累。</w:t>
+        <w:lastRenderedPageBreak/>
+        <w:t>在激励目标方面，系统为每种学习方式提供金币获取渠道。在线学习根据有效学习时长和题目得分奖励金币，可视化学习和实验平台根据有效在线时长奖励金币，学习游戏根据游戏内金币直接结算到平台账户。金币可在兑换中心兑换</w:t>
+      </w:r>
+      <w:r>
+        <w:t>AI</w:t>
+      </w:r>
+      <w:r>
+        <w:t>宠物形象、宠物装扮、页面主题、称号徽章、</w:t>
+      </w:r>
+      <w:r>
+        <w:rPr>
+          <w:rFonts w:hint="eastAsia"/>
+        </w:rPr>
+        <w:t>优惠券</w:t>
+      </w:r>
+      <w:r>
+        <w:t>等虚拟物品，通过这种方式，学习者能够从每一次学习行为中获得即时反馈和长期积累</w:t>
+      </w:r>
+      <w:r>
+        <w:rPr>
+          <w:rFonts w:hint="eastAsia"/>
+        </w:rPr>
+        <w:t>，平台也能够增加用户粘性</w:t>
+      </w:r>
+      <w:r>
+        <w:t>。</w:t>
       </w:r>
     </w:p>
     <w:p>
@@ -5300,10 +5445,19 @@
         <w:ind w:firstLine="461"/>
       </w:pPr>
       <w:r>
-        <w:t>在体验目标方面，系统强调学习过程的趣味性、具象化和成就感。对于理论知识，系统通过课程视频、题库解析和</w:t>
-      </w:r>
-      <w:r>
-        <w:t xml:space="preserve"> AI </w:t>
+        <w:t>在</w:t>
+      </w:r>
+      <w:r>
+        <w:rPr>
+          <w:rFonts w:hint="eastAsia"/>
+        </w:rPr>
+        <w:t>用户</w:t>
+      </w:r>
+      <w:r>
+        <w:t>体验目标方面，系统强调学习过程的趣味性、具象化和成就感。对于理论知识，系统通过课程视频、题库解析和</w:t>
+      </w:r>
+      <w:r>
+        <w:t>AI</w:t>
       </w:r>
       <w:r>
         <w:t>问答帮助理解；对于抽象结构和工程概念，系统通过算法可视化、函数图像、空间模型、石油生产仿真和测井仿真降低理解门槛；对于重复练习，系统通过错题复盘、词汇卡片、学习游戏和金币奖励增强反馈感，使学生从被动完成任务转向主动探索知识。</w:t>
@@ -5318,49 +5472,49 @@
         <w:t>在技术目标方面，系统采用前后端分离架构，前端基于</w:t>
       </w:r>
       <w:r>
-        <w:t xml:space="preserve"> Vue 3</w:t>
+        <w:t>Vue 3</w:t>
       </w:r>
       <w:r>
         <w:t>、</w:t>
       </w:r>
       <w:r>
-        <w:t xml:space="preserve">Vite </w:t>
+        <w:t>Vite</w:t>
       </w:r>
       <w:r>
         <w:t>和</w:t>
       </w:r>
       <w:r>
-        <w:t xml:space="preserve"> Vue Router </w:t>
+        <w:t>Vue Router</w:t>
       </w:r>
       <w:r>
         <w:t>组织页面与路由，后端基于</w:t>
       </w:r>
       <w:r>
-        <w:t xml:space="preserve"> Spring Boot </w:t>
+        <w:t>Spring Boot</w:t>
       </w:r>
       <w:r>
         <w:t>提供</w:t>
       </w:r>
       <w:r>
-        <w:t xml:space="preserve"> REST API</w:t>
+        <w:t>REST API</w:t>
       </w:r>
       <w:r>
         <w:t>，数据库使用</w:t>
       </w:r>
       <w:r>
-        <w:t xml:space="preserve"> MySQL </w:t>
+        <w:t>MySQL</w:t>
       </w:r>
       <w:r>
         <w:t>并通过</w:t>
       </w:r>
       <w:r>
-        <w:t xml:space="preserve"> Flyway </w:t>
+        <w:t>Flyway</w:t>
       </w:r>
       <w:r>
         <w:t>管理迁移脚本。系统同时接入外部代码评测沙箱和</w:t>
       </w:r>
       <w:r>
-        <w:t xml:space="preserve"> AI </w:t>
+        <w:t>AI</w:t>
       </w:r>
       <w:r>
         <w:t>问答服务，并为金币账户、金币流水、兑换商品、用户宠物资产等扩展数据预留设计空间，保证课程学习、实践训练、智能辅助和激励机制能够按模块扩展。</w:t>
@@ -5440,13 +5594,31 @@
         <w:t>基础学习需求包括课程浏览、课程详情查看、加入课程、视频学习、作业考试、教材选购和题库练习；学习趣味化需求包括</w:t>
       </w:r>
       <w:r>
-        <w:t xml:space="preserve"> AI </w:t>
-      </w:r>
-      <w:r>
-        <w:t>宠物陪伴、学习游戏训练、待办管理和专注计时；知识具象化需求包括算法结构可视化、函数图像实验、空间模型展示、石油生产仿真和测井仿真；学习反馈需求包括即时判题、错题记录、收藏题目、学习时长记录和个人学习画像；金币激励需求包括按学习时长、题目得分、实验在线时长和游戏内金币进行奖励结算；兑换中心需求包括兑换</w:t>
-      </w:r>
-      <w:r>
-        <w:t xml:space="preserve"> AI </w:t>
+        <w:t>AI</w:t>
+      </w:r>
+      <w:r>
+        <w:t>宠物陪伴、学习游戏训练、</w:t>
+      </w:r>
+      <w:r>
+        <w:rPr>
+          <w:rFonts w:hint="eastAsia"/>
+        </w:rPr>
+        <w:t>to-dolist</w:t>
+      </w:r>
+      <w:r>
+        <w:t>待办管理和</w:t>
+      </w:r>
+      <w:r>
+        <w:rPr>
+          <w:rFonts w:hint="eastAsia"/>
+        </w:rPr>
+        <w:t>番茄钟</w:t>
+      </w:r>
+      <w:r>
+        <w:t>；知识具象化需求包括算法结构可视化、函数图像实验、空间模型展示、石油生产仿真和测井仿真；学习反馈需求包括即时判题、错题记录、收藏题目、学习时长记录和个人学习画像；金币激励需求包括按学习时长、题目得分、实验在线时长和游戏内金币进行奖励结算；兑换中心需求包括兑换</w:t>
+      </w:r>
+      <w:r>
+        <w:t>AI</w:t>
       </w:r>
       <w:r>
         <w:t>宠物形象、装扮、主题、徽章和其他虚拟奖励；后台维护需求包括用户、课程、题库、题目、评论、金币规则和兑换商品管理。</w:t>
@@ -5458,8 +5630,11 @@
         <w:ind w:firstLine="461"/>
       </w:pPr>
       <w:r>
+        <w:t>不同角色对系统的关注点有所差异：学习者关注入口是否集中、知识是否容易理解、练习是否有反馈、学习过程是否有趣、金币是否能带来真实激励；教师关注课程资源能否发布和维护；管理员关注用户、课程、题库、评论、金币规则和兑换商品等基础数据能否稳定管</w:t>
+      </w:r>
+      <w:r>
         <w:lastRenderedPageBreak/>
-        <w:t>不同角色对系统的关注点有所差异：学习者关注入口是否集中、知识是否容易理解、练习是否有反馈、学习过程是否有趣、金币是否能带来真实激励；教师关注课程资源能否发布和维护；管理员关注用户、课程、题库、评论、金币规则和兑换商品等基础数据能否稳定管理。</w:t>
+        <w:t>理。</w:t>
       </w:r>
     </w:p>
     <w:p>
@@ -5701,7 +5876,7 @@
           </w:tcPr>
           <w:p>
             <w:r>
-              <w:t>支持 AI 宠物形象、宠物装扮、页面主题、称号徽章、学习皮肤等兑换</w:t>
+              <w:t>支持AI宠物形象、宠物装扮、页面主题、称号徽章、学习皮肤等兑换</w:t>
             </w:r>
           </w:p>
         </w:tc>
@@ -5781,7 +5956,65 @@
         </w:tc>
       </w:tr>
     </w:tbl>
-    <w:p/>
+    <w:p>
+      <w:pPr>
+        <w:rPr>
+          <w:rFonts w:hint="eastAsia"/>
+        </w:rPr>
+      </w:pPr>
+    </w:p>
+    <w:p>
+      <w:pPr>
+        <w:spacing w:line="360" w:lineRule="auto"/>
+        <w:rPr>
+          <w:b/>
+          <w:szCs w:val="21"/>
+        </w:rPr>
+      </w:pPr>
+      <w:r>
+        <w:rPr>
+          <w:rFonts w:hint="eastAsia"/>
+          <w:b/>
+          <w:szCs w:val="21"/>
+        </w:rPr>
+        <w:t>2.2.2</w:t>
+      </w:r>
+      <w:r>
+        <w:rPr>
+          <w:b/>
+          <w:szCs w:val="21"/>
+        </w:rPr>
+        <w:t xml:space="preserve"> </w:t>
+      </w:r>
+      <w:r>
+        <w:rPr>
+          <w:rFonts w:hint="eastAsia"/>
+          <w:b/>
+          <w:szCs w:val="21"/>
+        </w:rPr>
+        <w:t xml:space="preserve"> </w:t>
+      </w:r>
+      <w:r>
+        <w:rPr>
+          <w:rFonts w:hint="eastAsia"/>
+          <w:b/>
+          <w:szCs w:val="21"/>
+        </w:rPr>
+        <w:t>技术指标</w:t>
+      </w:r>
+    </w:p>
+    <w:p>
+      <w:pPr>
+        <w:spacing w:line="360" w:lineRule="auto"/>
+        <w:ind w:firstLine="461"/>
+        <w:rPr>
+          <w:rFonts w:hint="eastAsia"/>
+        </w:rPr>
+      </w:pPr>
+      <w:r>
+        <w:t>系统技术指标需要贴合实际应用需求，既要满足日常学习操作的响应速度，也要保证金币结算、兑换记录和学习数据的准确性。结合本项目本地演示环境和后续部署预期，技术指标如下表所示。</w:t>
+      </w:r>
+    </w:p>
     <w:tbl>
       <w:tblPr>
         <w:tblStyle w:val="afff3"/>
@@ -5789,9 +6022,9 @@
         <w:tblLook w:val="04A0" w:firstRow="1" w:lastRow="0" w:firstColumn="1" w:lastColumn="0" w:noHBand="0" w:noVBand="1"/>
       </w:tblPr>
       <w:tblGrid>
-        <w:gridCol w:w="2754"/>
-        <w:gridCol w:w="2771"/>
-        <w:gridCol w:w="2771"/>
+        <w:gridCol w:w="2747"/>
+        <w:gridCol w:w="2784"/>
+        <w:gridCol w:w="2765"/>
       </w:tblGrid>
       <w:tr>
         <w:tc>
@@ -5803,7 +6036,7 @@
               <w:rPr>
                 <w:b/>
               </w:rPr>
-              <w:t>指标类别</w:t>
+              <w:t>指标项</w:t>
             </w:r>
           </w:p>
         </w:tc>
@@ -5816,7 +6049,7 @@
               <w:rPr>
                 <w:b/>
               </w:rPr>
-              <w:t>指标内容</w:t>
+              <w:t>建议指标</w:t>
             </w:r>
           </w:p>
         </w:tc>
@@ -5841,7 +6074,7 @@
           </w:tcPr>
           <w:p>
             <w:r>
-              <w:t>资源聚合</w:t>
+              <w:t>系统响应时间</w:t>
             </w:r>
           </w:p>
         </w:tc>
@@ -5851,7 +6084,7 @@
           </w:tcPr>
           <w:p>
             <w:r>
-              <w:t>课程、题库、教材、实验、可视化、游戏和 AI 宠物可统一访问</w:t>
+              <w:t>常规页面首屏加载时间不超过3秒；课程列表、题库列表、个人概览、金币余额等常用接口平均响应时间不超过1秒；作业提交、考试提交、金币结算和兑换操作响应时间不超过2秒。</w:t>
             </w:r>
           </w:p>
         </w:tc>
@@ -5861,7 +6094,7 @@
           </w:tcPr>
           <w:p>
             <w:r>
-              <w:t>避免学习入口分散，使学生在一个平台完成多类学习活动。</w:t>
+              <w:t>保障学习者在学习、练习、兑换时获得及时反馈。</w:t>
             </w:r>
           </w:p>
         </w:tc>
@@ -5873,7 +6106,8 @@
           </w:tcPr>
           <w:p>
             <w:r>
-              <w:t>趣味化学习</w:t>
+              <w:lastRenderedPageBreak/>
+              <w:t>系统总体可用率</w:t>
             </w:r>
           </w:p>
         </w:tc>
@@ -5883,7 +6117,16 @@
           </w:tcPr>
           <w:p>
             <w:r>
-              <w:t>提供 AI 宠物、学习游戏、词汇卡片、专注辅助等交互功能</w:t>
+              <w:t>部署运行后总体可用率目标</w:t>
+            </w:r>
+            <w:r>
+              <w:rPr>
+                <w:rFonts w:hint="eastAsia"/>
+              </w:rPr>
+              <w:t>100%</w:t>
+            </w:r>
+            <w:r>
+              <w:t>；本地演示环境应保证前端、后端、数据库和关键接口可连续运行。</w:t>
             </w:r>
           </w:p>
         </w:tc>
@@ -5893,7 +6136,7 @@
           </w:tcPr>
           <w:p>
             <w:r>
-              <w:t>削弱在线学堂的枯燥感，提高学生愿意使用平台的可能性。</w:t>
+              <w:t>学习平台需要支持课内外持续访问，避免学习流程和金币激励被频繁中断。</w:t>
             </w:r>
           </w:p>
         </w:tc>
@@ -5905,7 +6148,7 @@
           </w:tcPr>
           <w:p>
             <w:r>
-              <w:t>知识具象化</w:t>
+              <w:t>系统最大用户数</w:t>
             </w:r>
           </w:p>
         </w:tc>
@@ -5915,11 +6158,7 @@
           </w:tcPr>
           <w:p>
             <w:r>
-              <w:t>提供算法可视化、函数图像、空间模型、石油生产仿真和</w:t>
-            </w:r>
-            <w:r>
-              <w:lastRenderedPageBreak/>
-              <w:t>测井仿真</w:t>
+              <w:t>课程设计阶段按500个注册用户规模进行设计；后续可通过数据库连接池、静态资源缓存和服务拆分扩展。</w:t>
             </w:r>
           </w:p>
         </w:tc>
@@ -5929,8 +6168,7 @@
           </w:tcPr>
           <w:p>
             <w:r>
-              <w:lastRenderedPageBreak/>
-              <w:t>将抽象知识转化为可观察、可操作的学习对象。</w:t>
+              <w:t>满足班级、课程组或小型学院级试运行需求。</w:t>
             </w:r>
           </w:p>
         </w:tc>
@@ -5942,7 +6180,7 @@
           </w:tcPr>
           <w:p>
             <w:r>
-              <w:t>学习闭环</w:t>
+              <w:t>平均并发用户数</w:t>
             </w:r>
           </w:p>
         </w:tc>
@@ -5952,7 +6190,7 @@
           </w:tcPr>
           <w:p>
             <w:r>
-              <w:t>支持学习、练习、反馈、错题复盘和学习画像</w:t>
+              <w:t>常规学习场景按30-50人同时在线设计；题库练习、作业提交、金币结算和课程访问高峰可支持约100人并发请求。</w:t>
             </w:r>
           </w:p>
         </w:tc>
@@ -5962,7 +6200,7 @@
           </w:tcPr>
           <w:p>
             <w:r>
-              <w:t>使学习行为从一次性操作转化为可追踪的持续过程。</w:t>
+              <w:t>贴合课堂集中练习、阶段测验、游戏训练和课程作业提交等场景。</w:t>
             </w:r>
           </w:p>
         </w:tc>
@@ -5974,7 +6212,7 @@
           </w:tcPr>
           <w:p>
             <w:r>
-              <w:t>角色协同</w:t>
+              <w:t>数据在线保存时间</w:t>
             </w:r>
           </w:p>
         </w:tc>
@@ -5984,7 +6222,16 @@
           </w:tcPr>
           <w:p>
             <w:r>
-              <w:t>学习者、教师、管理员职责明确</w:t>
+              <w:t>账号、课程、题库、作业考试、错题收藏、学习时长、实验记录、游戏记录、金币流水和兑换记录至少保存</w:t>
+            </w:r>
+            <w:r>
+              <w:rPr>
+                <w:rFonts w:hint="eastAsia"/>
+              </w:rPr>
+              <w:t>4</w:t>
+            </w:r>
+            <w:r>
+              <w:t>个完整学年；关键学习数据建议长期保留。</w:t>
             </w:r>
           </w:p>
         </w:tc>
@@ -5994,7 +6241,7 @@
           </w:tcPr>
           <w:p>
             <w:r>
-              <w:t>学习者高频使用，教师阶段性发布资源，管理员维护平台基础数据。</w:t>
+              <w:t>便于学习复盘、金币追踪、课程统计、报告撰写和教学管理。</w:t>
             </w:r>
           </w:p>
         </w:tc>
@@ -6006,7 +6253,7 @@
           </w:tcPr>
           <w:p>
             <w:r>
-              <w:t>内容维护</w:t>
+              <w:t>金币结算准确性</w:t>
             </w:r>
           </w:p>
         </w:tc>
@@ -6016,7 +6263,7 @@
           </w:tcPr>
           <w:p>
             <w:r>
-              <w:t>支持用户、课程、题库、题目和评论管理</w:t>
+              <w:t>金币奖励应由后端统一计算，前端只展示结果；同一学习行为不得重复结算；兑换操作需校验余额、商品状态和库存。</w:t>
             </w:r>
           </w:p>
         </w:tc>
@@ -6026,7 +6273,7 @@
           </w:tcPr>
           <w:p>
             <w:r>
-              <w:t>降低后期资源更新和内容治理成本。</w:t>
+              <w:t>避免刷金币、重复兑换和余额不一致问题。</w:t>
             </w:r>
           </w:p>
         </w:tc>
@@ -6038,10 +6285,7 @@
           </w:tcPr>
           <w:p>
             <w:r>
-              <w:rPr>
-                <w:b/>
-              </w:rPr>
-              <w:t>指标类别</w:t>
+              <w:t>安全与隐私</w:t>
             </w:r>
           </w:p>
         </w:tc>
@@ -6051,10 +6295,7 @@
           </w:tcPr>
           <w:p>
             <w:r>
-              <w:rPr>
-                <w:b/>
-              </w:rPr>
-              <w:t>指标内容</w:t>
+              <w:t>管理员接口仅管理员账号可访问；AI服务密钥不得出现在前端代码；用户密码以哈希形式保存；金币规则和兑换商品只能由管理员维护。</w:t>
             </w:r>
           </w:p>
         </w:tc>
@@ -6064,10 +6305,7 @@
           </w:tcPr>
           <w:p>
             <w:r>
-              <w:rPr>
-                <w:b/>
-              </w:rPr>
-              <w:t>说明</w:t>
+              <w:t>保障后台数据、金币资产和外部服务调用安全。</w:t>
             </w:r>
           </w:p>
         </w:tc>
@@ -6079,7 +6317,7 @@
           </w:tcPr>
           <w:p>
             <w:r>
-              <w:t>资源覆盖</w:t>
+              <w:t>可扩展性</w:t>
             </w:r>
           </w:p>
         </w:tc>
@@ -6089,7 +6327,7 @@
           </w:tcPr>
           <w:p>
             <w:r>
-              <w:t>课程、题库、教材、实验和游戏等模块可统一访问</w:t>
+              <w:t>课程、题库、AI宠物、实验平台、可视化、游戏、金币规则和兑换商品应保持相对独立，便于后续新增学习场景和奖励类型。</w:t>
             </w:r>
           </w:p>
         </w:tc>
@@ -6099,135 +6337,7 @@
           </w:tcPr>
           <w:p>
             <w:r>
-              <w:t>保证学习者能够通过同一平台完成多类学习活动。</w:t>
-            </w:r>
-          </w:p>
-        </w:tc>
-      </w:tr>
-      <w:tr>
-        <w:tc>
-          <w:tcPr>
-            <w:tcW w:w="2976" w:type="dxa"/>
-          </w:tcPr>
-          <w:p>
-            <w:r>
-              <w:t>学习闭环</w:t>
-            </w:r>
-          </w:p>
-        </w:tc>
-        <w:tc>
-          <w:tcPr>
-            <w:tcW w:w="2976" w:type="dxa"/>
-          </w:tcPr>
-          <w:p>
-            <w:r>
-              <w:t>支持学习、练习、反馈、复盘和统计</w:t>
-            </w:r>
-          </w:p>
-        </w:tc>
-        <w:tc>
-          <w:tcPr>
-            <w:tcW w:w="2976" w:type="dxa"/>
-          </w:tcPr>
-          <w:p>
-            <w:r>
-              <w:t>课程学习与题库练习产生的数据可进入个人学习画像。</w:t>
-            </w:r>
-          </w:p>
-        </w:tc>
-      </w:tr>
-      <w:tr>
-        <w:tc>
-          <w:tcPr>
-            <w:tcW w:w="2976" w:type="dxa"/>
-          </w:tcPr>
-          <w:p>
-            <w:r>
-              <w:t>角色协同</w:t>
-            </w:r>
-          </w:p>
-        </w:tc>
-        <w:tc>
-          <w:tcPr>
-            <w:tcW w:w="2976" w:type="dxa"/>
-          </w:tcPr>
-          <w:p>
-            <w:r>
-              <w:t>学习者、教师、管理员职责明确</w:t>
-            </w:r>
-          </w:p>
-        </w:tc>
-        <w:tc>
-          <w:tcPr>
-            <w:tcW w:w="2976" w:type="dxa"/>
-          </w:tcPr>
-          <w:p>
-            <w:r>
-              <w:t>学习者使用前台功能，教师发布资源，管理员维护基础数据。</w:t>
-            </w:r>
-          </w:p>
-        </w:tc>
-      </w:tr>
-      <w:tr>
-        <w:tc>
-          <w:tcPr>
-            <w:tcW w:w="2976" w:type="dxa"/>
-          </w:tcPr>
-          <w:p>
-            <w:r>
-              <w:t>后台维护</w:t>
-            </w:r>
-          </w:p>
-        </w:tc>
-        <w:tc>
-          <w:tcPr>
-            <w:tcW w:w="2976" w:type="dxa"/>
-          </w:tcPr>
-          <w:p>
-            <w:r>
-              <w:t>支持用户、课程、题库、题目和评论管理</w:t>
-            </w:r>
-          </w:p>
-        </w:tc>
-        <w:tc>
-          <w:tcPr>
-            <w:tcW w:w="2976" w:type="dxa"/>
-          </w:tcPr>
-          <w:p>
-            <w:r>
-              <w:t>降低后期数据更新和内容治理成本。</w:t>
-            </w:r>
-          </w:p>
-        </w:tc>
-      </w:tr>
-      <w:tr>
-        <w:tc>
-          <w:tcPr>
-            <w:tcW w:w="2976" w:type="dxa"/>
-          </w:tcPr>
-          <w:p>
-            <w:r>
-              <w:t>使用频度</w:t>
-            </w:r>
-          </w:p>
-        </w:tc>
-        <w:tc>
-          <w:tcPr>
-            <w:tcW w:w="2976" w:type="dxa"/>
-          </w:tcPr>
-          <w:p>
-            <w:r>
-              <w:t>学习者高频使用，教师和管理员阶段性使用</w:t>
-            </w:r>
-          </w:p>
-        </w:tc>
-        <w:tc>
-          <w:tcPr>
-            <w:tcW w:w="2976" w:type="dxa"/>
-          </w:tcPr>
-          <w:p>
-            <w:r>
-              <w:t>符合课程学习平台日常学习与周期维护的特点。</w:t>
+              <w:t>保证平台能够从在线学堂扩展为更完整的趣味化学习系统。</w:t>
             </w:r>
           </w:p>
         </w:tc>
@@ -6238,21 +6348,24 @@
         <w:spacing w:line="360" w:lineRule="auto"/>
         <w:rPr>
           <w:b/>
-          <w:szCs w:val="21"/>
+          <w:sz w:val="28"/>
+          <w:szCs w:val="28"/>
         </w:rPr>
       </w:pPr>
       <w:r>
         <w:rPr>
           <w:rFonts w:hint="eastAsia"/>
           <w:b/>
-          <w:szCs w:val="21"/>
-        </w:rPr>
-        <w:t>2.2.2</w:t>
+          <w:sz w:val="28"/>
+          <w:szCs w:val="28"/>
+        </w:rPr>
+        <w:t xml:space="preserve">3 </w:t>
       </w:r>
       <w:r>
         <w:rPr>
           <w:b/>
-          <w:szCs w:val="21"/>
+          <w:sz w:val="28"/>
+          <w:szCs w:val="28"/>
         </w:rPr>
         <w:t xml:space="preserve"> </w:t>
       </w:r>
@@ -6260,17 +6373,50 @@
         <w:rPr>
           <w:rFonts w:hint="eastAsia"/>
           <w:b/>
-          <w:szCs w:val="21"/>
-        </w:rPr>
-        <w:t xml:space="preserve"> </w:t>
-      </w:r>
+          <w:sz w:val="28"/>
+          <w:szCs w:val="28"/>
+        </w:rPr>
+        <w:t>需求分析</w:t>
+      </w:r>
+    </w:p>
+    <w:p>
+      <w:pPr>
+        <w:spacing w:line="360" w:lineRule="auto"/>
+        <w:rPr>
+          <w:b/>
+          <w:sz w:val="24"/>
+        </w:rPr>
+      </w:pPr>
       <w:r>
         <w:rPr>
           <w:rFonts w:hint="eastAsia"/>
           <w:b/>
-          <w:szCs w:val="21"/>
-        </w:rPr>
-        <w:t>技术指标</w:t>
+          <w:sz w:val="24"/>
+        </w:rPr>
+        <w:t>3.1</w:t>
+      </w:r>
+      <w:r>
+        <w:rPr>
+          <w:b/>
+          <w:sz w:val="24"/>
+        </w:rPr>
+        <w:t xml:space="preserve"> </w:t>
+      </w:r>
+      <w:r>
+        <w:rPr>
+          <w:rFonts w:hint="eastAsia"/>
+          <w:b/>
+          <w:sz w:val="24"/>
+        </w:rPr>
+        <w:t xml:space="preserve"> </w:t>
+      </w:r>
+      <w:r>
+        <w:rPr>
+          <w:rFonts w:hint="eastAsia"/>
+          <w:b/>
+          <w:sz w:val="24"/>
+        </w:rPr>
+        <w:t>目标用户分析</w:t>
       </w:r>
     </w:p>
     <w:p>
@@ -6279,919 +6425,19 @@
         <w:ind w:firstLine="461"/>
       </w:pPr>
       <w:r>
-        <w:t>系统技术指标需要贴合实际应用需求，既要满足日常学习操作的响应速度，也要保证金币结算、兑换记录和学习数据的准确性。结合本项目本地演示环境和后续部署预期，技术指标如下表所示。</w:t>
-      </w:r>
-    </w:p>
-    <w:p/>
-    <w:tbl>
-      <w:tblPr>
-        <w:tblStyle w:val="afff3"/>
-        <w:tblW w:w="0" w:type="auto"/>
-        <w:tblLook w:val="04A0" w:firstRow="1" w:lastRow="0" w:firstColumn="1" w:lastColumn="0" w:noHBand="0" w:noVBand="1"/>
-      </w:tblPr>
-      <w:tblGrid>
-        <w:gridCol w:w="2750"/>
-        <w:gridCol w:w="2778"/>
-        <w:gridCol w:w="2768"/>
-      </w:tblGrid>
-      <w:tr>
-        <w:tc>
-          <w:tcPr>
-            <w:tcW w:w="2976" w:type="dxa"/>
-          </w:tcPr>
-          <w:p>
-            <w:r>
-              <w:rPr>
-                <w:b/>
-              </w:rPr>
-              <w:t>指标项</w:t>
-            </w:r>
-          </w:p>
-        </w:tc>
-        <w:tc>
-          <w:tcPr>
-            <w:tcW w:w="2976" w:type="dxa"/>
-          </w:tcPr>
-          <w:p>
-            <w:r>
-              <w:rPr>
-                <w:b/>
-              </w:rPr>
-              <w:t>建议指标</w:t>
-            </w:r>
-          </w:p>
-        </w:tc>
-        <w:tc>
-          <w:tcPr>
-            <w:tcW w:w="2976" w:type="dxa"/>
-          </w:tcPr>
-          <w:p>
-            <w:r>
-              <w:rPr>
-                <w:b/>
-              </w:rPr>
-              <w:t>说明</w:t>
-            </w:r>
-          </w:p>
-        </w:tc>
-      </w:tr>
-      <w:tr>
-        <w:tc>
-          <w:tcPr>
-            <w:tcW w:w="2976" w:type="dxa"/>
-          </w:tcPr>
-          <w:p>
-            <w:r>
-              <w:t>系统响应时间</w:t>
-            </w:r>
-          </w:p>
-        </w:tc>
-        <w:tc>
-          <w:tcPr>
-            <w:tcW w:w="2976" w:type="dxa"/>
-          </w:tcPr>
-          <w:p>
-            <w:r>
-              <w:t>常规页面首屏加载时间不超过 3 秒；课程列表、题库列表、个人概览、金币余额等常用接口平均响应时间不超过 1 秒；作业提交、考试提交、金币结算和兑换操作响应时间不超过 2 秒。</w:t>
-            </w:r>
-          </w:p>
-        </w:tc>
-        <w:tc>
-          <w:tcPr>
-            <w:tcW w:w="2976" w:type="dxa"/>
-          </w:tcPr>
-          <w:p>
-            <w:r>
-              <w:t>保障学习者在学习、练习、兑换时获得及时反馈。</w:t>
-            </w:r>
-          </w:p>
-        </w:tc>
-      </w:tr>
-      <w:tr>
-        <w:tc>
-          <w:tcPr>
-            <w:tcW w:w="2976" w:type="dxa"/>
-          </w:tcPr>
-          <w:p>
-            <w:r>
-              <w:t>系统总体可用率</w:t>
-            </w:r>
-          </w:p>
-        </w:tc>
-        <w:tc>
-          <w:tcPr>
-            <w:tcW w:w="2976" w:type="dxa"/>
-          </w:tcPr>
-          <w:p>
-            <w:r>
-              <w:t>部署运行后总体可用率目标不低于 99%；本地演示环境应保证前端、后端、数据库和关键接口可连续运行。</w:t>
-            </w:r>
-          </w:p>
-        </w:tc>
-        <w:tc>
-          <w:tcPr>
-            <w:tcW w:w="2976" w:type="dxa"/>
-          </w:tcPr>
-          <w:p>
-            <w:r>
-              <w:t>学习平台需要支持课内外持续访问，避免学习流程和金币激励被频繁中断。</w:t>
-            </w:r>
-          </w:p>
-        </w:tc>
-      </w:tr>
-      <w:tr>
-        <w:tc>
-          <w:tcPr>
-            <w:tcW w:w="2976" w:type="dxa"/>
-          </w:tcPr>
-          <w:p>
-            <w:r>
-              <w:t>系统最大用户数</w:t>
-            </w:r>
-          </w:p>
-        </w:tc>
-        <w:tc>
-          <w:tcPr>
-            <w:tcW w:w="2976" w:type="dxa"/>
-          </w:tcPr>
-          <w:p>
-            <w:r>
-              <w:t>课程设计阶段按 500 个注册用户规模进行设计；后续可通过数据库连接池、静态资源缓存和服务拆分扩展。</w:t>
-            </w:r>
-          </w:p>
-        </w:tc>
-        <w:tc>
-          <w:tcPr>
-            <w:tcW w:w="2976" w:type="dxa"/>
-          </w:tcPr>
-          <w:p>
-            <w:r>
-              <w:t>满足班级、课程组或小型学院级试运行需求。</w:t>
-            </w:r>
-          </w:p>
-        </w:tc>
-      </w:tr>
-      <w:tr>
-        <w:tc>
-          <w:tcPr>
-            <w:tcW w:w="2976" w:type="dxa"/>
-          </w:tcPr>
-          <w:p>
-            <w:r>
-              <w:t>平均并发用户数</w:t>
-            </w:r>
-          </w:p>
-        </w:tc>
-        <w:tc>
-          <w:tcPr>
-            <w:tcW w:w="2976" w:type="dxa"/>
-          </w:tcPr>
-          <w:p>
-            <w:r>
-              <w:t>常规学习场景按 30-50 人</w:t>
-            </w:r>
-            <w:r>
-              <w:lastRenderedPageBreak/>
-              <w:t>同时在线设计；题库练习、作业提交、金币结算和课程访问高峰可支持约 100 人并发请求。</w:t>
-            </w:r>
-          </w:p>
-        </w:tc>
-        <w:tc>
-          <w:tcPr>
-            <w:tcW w:w="2976" w:type="dxa"/>
-          </w:tcPr>
-          <w:p>
-            <w:r>
-              <w:lastRenderedPageBreak/>
-              <w:t>贴合课堂集中练习、阶段测</w:t>
-            </w:r>
-            <w:r>
-              <w:lastRenderedPageBreak/>
-              <w:t>验、游戏训练和课程作业提交等场景。</w:t>
-            </w:r>
-          </w:p>
-        </w:tc>
-      </w:tr>
-      <w:tr>
-        <w:tc>
-          <w:tcPr>
-            <w:tcW w:w="2976" w:type="dxa"/>
-          </w:tcPr>
-          <w:p>
-            <w:r>
-              <w:lastRenderedPageBreak/>
-              <w:t>数据在线保存时间</w:t>
-            </w:r>
-          </w:p>
-        </w:tc>
-        <w:tc>
-          <w:tcPr>
-            <w:tcW w:w="2976" w:type="dxa"/>
-          </w:tcPr>
-          <w:p>
-            <w:r>
-              <w:t>账号、课程、题库、作业考试、错题收藏、学习时长、实验记录、游戏记录、金币流水和兑换记录至少保存 1 个完整学年；关键学习数据建议长期保留。</w:t>
-            </w:r>
-          </w:p>
-        </w:tc>
-        <w:tc>
-          <w:tcPr>
-            <w:tcW w:w="2976" w:type="dxa"/>
-          </w:tcPr>
-          <w:p>
-            <w:r>
-              <w:t>便于学习复盘、金币追踪、课程统计、报告撰写和教学管理。</w:t>
-            </w:r>
-          </w:p>
-        </w:tc>
-      </w:tr>
-      <w:tr>
-        <w:tc>
-          <w:tcPr>
-            <w:tcW w:w="2976" w:type="dxa"/>
-          </w:tcPr>
-          <w:p>
-            <w:r>
-              <w:t>金币结算准确性</w:t>
-            </w:r>
-          </w:p>
-        </w:tc>
-        <w:tc>
-          <w:tcPr>
-            <w:tcW w:w="2976" w:type="dxa"/>
-          </w:tcPr>
-          <w:p>
-            <w:r>
-              <w:t>金币奖励应由后端统一计算，前端只展示结果；同一学习行为不得重复结算；兑换操作需校验余额、商品状态和库存。</w:t>
-            </w:r>
-          </w:p>
-        </w:tc>
-        <w:tc>
-          <w:tcPr>
-            <w:tcW w:w="2976" w:type="dxa"/>
-          </w:tcPr>
-          <w:p>
-            <w:r>
-              <w:t>避免刷金币、重复兑换和余额不一致问题。</w:t>
-            </w:r>
-          </w:p>
-        </w:tc>
-      </w:tr>
-      <w:tr>
-        <w:tc>
-          <w:tcPr>
-            <w:tcW w:w="2976" w:type="dxa"/>
-          </w:tcPr>
-          <w:p>
-            <w:r>
-              <w:t>安全与隐私</w:t>
-            </w:r>
-          </w:p>
-        </w:tc>
-        <w:tc>
-          <w:tcPr>
-            <w:tcW w:w="2976" w:type="dxa"/>
-          </w:tcPr>
-          <w:p>
-            <w:r>
-              <w:t>管理员接口仅管理员账号可访问；AI 服务密钥不得出现在前端代码；用户密码以哈希形式保存；金币规则和兑换商品只能由管理员维护。</w:t>
-            </w:r>
-          </w:p>
-        </w:tc>
-        <w:tc>
-          <w:tcPr>
-            <w:tcW w:w="2976" w:type="dxa"/>
-          </w:tcPr>
-          <w:p>
-            <w:r>
-              <w:t>保障后台数据、金币资产和外部服务调用安全。</w:t>
-            </w:r>
-          </w:p>
-        </w:tc>
-      </w:tr>
-      <w:tr>
-        <w:tc>
-          <w:tcPr>
-            <w:tcW w:w="2976" w:type="dxa"/>
-          </w:tcPr>
-          <w:p>
-            <w:r>
-              <w:t>可扩展性</w:t>
-            </w:r>
-          </w:p>
-        </w:tc>
-        <w:tc>
-          <w:tcPr>
-            <w:tcW w:w="2976" w:type="dxa"/>
-          </w:tcPr>
-          <w:p>
-            <w:r>
-              <w:t>课程、题库、AI 宠物、实验平台、可视化、游戏、金币规则和兑换商品应保持相对独立，便于后续新增学习场景和奖励类型。</w:t>
-            </w:r>
-          </w:p>
-        </w:tc>
-        <w:tc>
-          <w:tcPr>
-            <w:tcW w:w="2976" w:type="dxa"/>
-          </w:tcPr>
-          <w:p>
-            <w:r>
-              <w:t>保证平台能够从在线学堂扩展为更完整的趣味化学习系统。</w:t>
-            </w:r>
-          </w:p>
-        </w:tc>
-      </w:tr>
-    </w:tbl>
-    <w:p/>
-    <w:tbl>
-      <w:tblPr>
-        <w:tblStyle w:val="afff3"/>
-        <w:tblW w:w="0" w:type="auto"/>
-        <w:tblLook w:val="04A0" w:firstRow="1" w:lastRow="0" w:firstColumn="1" w:lastColumn="0" w:noHBand="0" w:noVBand="1"/>
-      </w:tblPr>
-      <w:tblGrid>
-        <w:gridCol w:w="2724"/>
-        <w:gridCol w:w="2765"/>
-        <w:gridCol w:w="2807"/>
-      </w:tblGrid>
-      <w:tr>
-        <w:tc>
-          <w:tcPr>
-            <w:tcW w:w="2976" w:type="dxa"/>
-          </w:tcPr>
-          <w:p>
-            <w:r>
-              <w:rPr>
-                <w:b/>
-              </w:rPr>
-              <w:t>指标项</w:t>
-            </w:r>
-          </w:p>
-        </w:tc>
-        <w:tc>
-          <w:tcPr>
-            <w:tcW w:w="2976" w:type="dxa"/>
-          </w:tcPr>
-          <w:p>
-            <w:r>
-              <w:rPr>
-                <w:b/>
-              </w:rPr>
-              <w:t>建议指标</w:t>
-            </w:r>
-          </w:p>
-        </w:tc>
-        <w:tc>
-          <w:tcPr>
-            <w:tcW w:w="2976" w:type="dxa"/>
-          </w:tcPr>
-          <w:p>
-            <w:r>
-              <w:rPr>
-                <w:b/>
-              </w:rPr>
-              <w:t>说明</w:t>
-            </w:r>
-          </w:p>
-        </w:tc>
-      </w:tr>
-      <w:tr>
-        <w:tc>
-          <w:tcPr>
-            <w:tcW w:w="2976" w:type="dxa"/>
-          </w:tcPr>
-          <w:p>
-            <w:r>
-              <w:t>系统响应时间</w:t>
-            </w:r>
-          </w:p>
-        </w:tc>
-        <w:tc>
-          <w:tcPr>
-            <w:tcW w:w="2976" w:type="dxa"/>
-          </w:tcPr>
-          <w:p>
-            <w:r>
-              <w:t>常规页面首屏加载时间不超过 3 秒；课程列表、题库列表、个人概览等常用接口平均响应时间不超过 1 秒；作业提交、考试提交、订单创建等写操作响应时间不超过 2 秒。</w:t>
-            </w:r>
-          </w:p>
-        </w:tc>
-        <w:tc>
-          <w:tcPr>
-            <w:tcW w:w="2976" w:type="dxa"/>
-          </w:tcPr>
-          <w:p>
-            <w:r>
-              <w:t>保障学习者在课程浏览、练习和提交时获得及时反馈。</w:t>
-            </w:r>
-          </w:p>
-        </w:tc>
-      </w:tr>
-      <w:tr>
-        <w:tc>
-          <w:tcPr>
-            <w:tcW w:w="2976" w:type="dxa"/>
-          </w:tcPr>
-          <w:p>
-            <w:r>
-              <w:t>系统总体可用率</w:t>
-            </w:r>
-          </w:p>
-        </w:tc>
-        <w:tc>
-          <w:tcPr>
-            <w:tcW w:w="2976" w:type="dxa"/>
-          </w:tcPr>
-          <w:p>
-            <w:r>
-              <w:t>部署运行后总体可用率目标不低于 99%；本地演示环境应保证前端、后端、数据库和关键接口可连续运行。</w:t>
-            </w:r>
-          </w:p>
-        </w:tc>
-        <w:tc>
-          <w:tcPr>
-            <w:tcW w:w="2976" w:type="dxa"/>
-          </w:tcPr>
-          <w:p>
-            <w:r>
-              <w:t>学习平台需要支持课内外持续访问，避免学习流程被频繁中断。</w:t>
-            </w:r>
-          </w:p>
-        </w:tc>
-      </w:tr>
-      <w:tr>
-        <w:tc>
-          <w:tcPr>
-            <w:tcW w:w="2976" w:type="dxa"/>
-          </w:tcPr>
-          <w:p>
-            <w:r>
-              <w:t>系统最大用户数</w:t>
-            </w:r>
-          </w:p>
-        </w:tc>
-        <w:tc>
-          <w:tcPr>
-            <w:tcW w:w="2976" w:type="dxa"/>
-          </w:tcPr>
-          <w:p>
-            <w:r>
-              <w:t>课程设计阶段按 500 个注册用户规模进行设计；后续可通过数据库连接池、静态资源缓存和服务拆分扩展。</w:t>
-            </w:r>
-          </w:p>
-        </w:tc>
-        <w:tc>
-          <w:tcPr>
-            <w:tcW w:w="2976" w:type="dxa"/>
-          </w:tcPr>
-          <w:p>
-            <w:r>
-              <w:t>满足班级、课程组或小型学院级试运行需求。</w:t>
-            </w:r>
-          </w:p>
-        </w:tc>
-      </w:tr>
-      <w:tr>
-        <w:tc>
-          <w:tcPr>
-            <w:tcW w:w="2976" w:type="dxa"/>
-          </w:tcPr>
-          <w:p>
-            <w:r>
-              <w:t>平均并发用户数</w:t>
-            </w:r>
-          </w:p>
-        </w:tc>
-        <w:tc>
-          <w:tcPr>
-            <w:tcW w:w="2976" w:type="dxa"/>
-          </w:tcPr>
-          <w:p>
-            <w:r>
-              <w:t>常规学习场景按 30-50 人同时在线设计；题库练习、</w:t>
-            </w:r>
-            <w:r>
-              <w:lastRenderedPageBreak/>
-              <w:t>作业提交和课程访问高峰可支持约 100 人并发请求。</w:t>
-            </w:r>
-          </w:p>
-        </w:tc>
-        <w:tc>
-          <w:tcPr>
-            <w:tcW w:w="2976" w:type="dxa"/>
-          </w:tcPr>
-          <w:p>
-            <w:r>
-              <w:lastRenderedPageBreak/>
-              <w:t>贴合课堂集中练习、阶段测验和课程作业提交等场景。</w:t>
-            </w:r>
-          </w:p>
-        </w:tc>
-      </w:tr>
-      <w:tr>
-        <w:tc>
-          <w:tcPr>
-            <w:tcW w:w="2976" w:type="dxa"/>
-          </w:tcPr>
-          <w:p>
-            <w:r>
-              <w:t>数据在线保存时间</w:t>
-            </w:r>
-          </w:p>
-        </w:tc>
-        <w:tc>
-          <w:tcPr>
-            <w:tcW w:w="2976" w:type="dxa"/>
-          </w:tcPr>
-          <w:p>
-            <w:r>
-              <w:t>账号、课程、题库、作业考试、错题收藏、学习时长、实验记录和订单记录至少保存 1 个完整学年；关键学习数据建议长期保留。</w:t>
-            </w:r>
-          </w:p>
-        </w:tc>
-        <w:tc>
-          <w:tcPr>
-            <w:tcW w:w="2976" w:type="dxa"/>
-          </w:tcPr>
-          <w:p>
-            <w:r>
-              <w:t>便于学习复盘、课程统计、报告撰写和教学管理。</w:t>
-            </w:r>
-          </w:p>
-        </w:tc>
-      </w:tr>
-      <w:tr>
-        <w:tc>
-          <w:tcPr>
-            <w:tcW w:w="2976" w:type="dxa"/>
-          </w:tcPr>
-          <w:p>
-            <w:r>
-              <w:t>数据一致性</w:t>
-            </w:r>
-          </w:p>
-        </w:tc>
-        <w:tc>
-          <w:tcPr>
-            <w:tcW w:w="2976" w:type="dxa"/>
-          </w:tcPr>
-          <w:p>
-            <w:r>
-              <w:t>课程加入、作业考试提交、错题收藏、教材订单等关键数据写入后应可立即查询；数据库结构通过 Flyway 迁移脚本版本化管理。</w:t>
-            </w:r>
-          </w:p>
-        </w:tc>
-        <w:tc>
-          <w:tcPr>
-            <w:tcW w:w="2976" w:type="dxa"/>
-          </w:tcPr>
-          <w:p>
-            <w:r>
-              <w:t>保证学习记录和业务状态准确。</w:t>
-            </w:r>
-          </w:p>
-        </w:tc>
-      </w:tr>
-      <w:tr>
-        <w:tc>
-          <w:tcPr>
-            <w:tcW w:w="2976" w:type="dxa"/>
-          </w:tcPr>
-          <w:p>
-            <w:r>
-              <w:t>安全与隐私</w:t>
-            </w:r>
-          </w:p>
-        </w:tc>
-        <w:tc>
-          <w:tcPr>
-            <w:tcW w:w="2976" w:type="dxa"/>
-          </w:tcPr>
-          <w:p>
-            <w:r>
-              <w:t>管理员接口仅管理员账号可访问；AI 服务密钥不得出现在前端代码；用户密码以哈希形式保存。</w:t>
-            </w:r>
-          </w:p>
-        </w:tc>
-        <w:tc>
-          <w:tcPr>
-            <w:tcW w:w="2976" w:type="dxa"/>
-          </w:tcPr>
-          <w:p>
-            <w:r>
-              <w:t>保障后台数据和外部服务调用安全。</w:t>
-            </w:r>
-          </w:p>
-        </w:tc>
-      </w:tr>
-      <w:tr>
-        <w:tc>
-          <w:tcPr>
-            <w:tcW w:w="2976" w:type="dxa"/>
-          </w:tcPr>
-          <w:p>
-            <w:r>
-              <w:t>可扩展性</w:t>
-            </w:r>
-          </w:p>
-        </w:tc>
-        <w:tc>
-          <w:tcPr>
-            <w:tcW w:w="2976" w:type="dxa"/>
-          </w:tcPr>
-          <w:p>
-            <w:r>
-              <w:t>课程、题库、AI 宠物、实验平台、可视化和游戏模块应保持相对独立，便于后续新增学习场景。</w:t>
-            </w:r>
-          </w:p>
-        </w:tc>
-        <w:tc>
-          <w:tcPr>
-            <w:tcW w:w="2976" w:type="dxa"/>
-          </w:tcPr>
-          <w:p>
-            <w:r>
-              <w:t>保证平台能够从在线学堂扩展为更完整的趣味化学习系统。</w:t>
-            </w:r>
-          </w:p>
-        </w:tc>
-      </w:tr>
-      <w:tr>
-        <w:tc>
-          <w:tcPr>
-            <w:tcW w:w="2976" w:type="dxa"/>
-          </w:tcPr>
-          <w:p>
-            <w:r>
-              <w:rPr>
-                <w:b/>
-              </w:rPr>
-              <w:t>技术指标</w:t>
-            </w:r>
-          </w:p>
-        </w:tc>
-        <w:tc>
-          <w:tcPr>
-            <w:tcW w:w="2976" w:type="dxa"/>
-          </w:tcPr>
-          <w:p>
-            <w:r>
-              <w:rPr>
-                <w:b/>
-              </w:rPr>
-              <w:t>建议目标</w:t>
-            </w:r>
-          </w:p>
-        </w:tc>
-        <w:tc>
-          <w:tcPr>
-            <w:tcW w:w="2976" w:type="dxa"/>
-          </w:tcPr>
-          <w:p>
-            <w:r>
-              <w:rPr>
-                <w:b/>
-              </w:rPr>
-              <w:t>实现依据</w:t>
-            </w:r>
-          </w:p>
-        </w:tc>
-      </w:tr>
-      <w:tr>
-        <w:tc>
-          <w:tcPr>
-            <w:tcW w:w="2976" w:type="dxa"/>
-          </w:tcPr>
-          <w:p>
-            <w:r>
-              <w:t>响应性能</w:t>
-            </w:r>
-          </w:p>
-        </w:tc>
-        <w:tc>
-          <w:tcPr>
-            <w:tcW w:w="2976" w:type="dxa"/>
-          </w:tcPr>
-          <w:p>
-            <w:r>
-              <w:t>常规页面和列表接口在本地环境下保持秒级响应</w:t>
-            </w:r>
-          </w:p>
-        </w:tc>
-        <w:tc>
-          <w:tcPr>
-            <w:tcW w:w="2976" w:type="dxa"/>
-          </w:tcPr>
-          <w:p>
-            <w:r>
-              <w:t>前端按模块懒加载页面，后端按资源拆分 API。</w:t>
-            </w:r>
-          </w:p>
-        </w:tc>
-      </w:tr>
-      <w:tr>
-        <w:tc>
-          <w:tcPr>
-            <w:tcW w:w="2976" w:type="dxa"/>
-          </w:tcPr>
-          <w:p>
-            <w:r>
-              <w:t>可维护性</w:t>
-            </w:r>
-          </w:p>
-        </w:tc>
-        <w:tc>
-          <w:tcPr>
-            <w:tcW w:w="2976" w:type="dxa"/>
-          </w:tcPr>
-          <w:p>
-            <w:r>
-              <w:t>业务模块边界清晰，便于迭代</w:t>
-            </w:r>
-          </w:p>
-        </w:tc>
-        <w:tc>
-          <w:tcPr>
-            <w:tcW w:w="2976" w:type="dxa"/>
-          </w:tcPr>
-          <w:p>
-            <w:r>
-              <w:t>后端按 auth、academy、admin、oj、games、production 等包组织。</w:t>
-            </w:r>
-          </w:p>
-        </w:tc>
-      </w:tr>
-      <w:tr>
-        <w:tc>
-          <w:tcPr>
-            <w:tcW w:w="2976" w:type="dxa"/>
-          </w:tcPr>
-          <w:p>
-            <w:r>
-              <w:t>数据一致性</w:t>
-            </w:r>
-          </w:p>
-        </w:tc>
-        <w:tc>
-          <w:tcPr>
-            <w:tcW w:w="2976" w:type="dxa"/>
-          </w:tcPr>
-          <w:p>
-            <w:r>
-              <w:t>数据库结构可版本化复现</w:t>
-            </w:r>
-          </w:p>
-        </w:tc>
-        <w:tc>
-          <w:tcPr>
-            <w:tcW w:w="2976" w:type="dxa"/>
-          </w:tcPr>
-          <w:p>
-            <w:r>
-              <w:t>使用 Flyway 迁移脚本维护表结构和种子数据。</w:t>
-            </w:r>
-          </w:p>
-        </w:tc>
-      </w:tr>
-      <w:tr>
-        <w:tc>
-          <w:tcPr>
-            <w:tcW w:w="2976" w:type="dxa"/>
-          </w:tcPr>
-          <w:p>
-            <w:r>
-              <w:t>安全性</w:t>
-            </w:r>
-          </w:p>
-        </w:tc>
-        <w:tc>
-          <w:tcPr>
-            <w:tcW w:w="2976" w:type="dxa"/>
-          </w:tcPr>
-          <w:p>
-            <w:r>
-              <w:t>账号状态和管理员接口需要权限控制</w:t>
-            </w:r>
-          </w:p>
-        </w:tc>
-        <w:tc>
-          <w:tcPr>
-            <w:tcW w:w="2976" w:type="dxa"/>
-          </w:tcPr>
-          <w:p>
-            <w:r>
-              <w:t>请求携带用户标识，管理员服务校验固定管理员账号与角色。</w:t>
-            </w:r>
-          </w:p>
-        </w:tc>
-      </w:tr>
-      <w:tr>
-        <w:tc>
-          <w:tcPr>
-            <w:tcW w:w="2976" w:type="dxa"/>
-          </w:tcPr>
-          <w:p>
-            <w:r>
-              <w:t>可扩展性</w:t>
-            </w:r>
-          </w:p>
-        </w:tc>
-        <w:tc>
-          <w:tcPr>
-            <w:tcW w:w="2976" w:type="dxa"/>
-          </w:tcPr>
-          <w:p>
-            <w:r>
-              <w:t>支持继续扩展课程、题库、AI 与实验模块</w:t>
-            </w:r>
-          </w:p>
-        </w:tc>
-        <w:tc>
-          <w:tcPr>
-            <w:tcW w:w="2976" w:type="dxa"/>
-          </w:tcPr>
-          <w:p>
-            <w:r>
-              <w:t>前端路由与后端 REST API 均采用模块化设计。</w:t>
-            </w:r>
-          </w:p>
-        </w:tc>
-      </w:tr>
-    </w:tbl>
-    <w:p>
-      <w:pPr>
-        <w:spacing w:line="360" w:lineRule="auto"/>
-        <w:rPr>
-          <w:b/>
-          <w:sz w:val="28"/>
-          <w:szCs w:val="28"/>
-        </w:rPr>
-      </w:pPr>
-      <w:r>
-        <w:rPr>
-          <w:rFonts w:hint="eastAsia"/>
-          <w:b/>
-          <w:sz w:val="28"/>
-          <w:szCs w:val="28"/>
-        </w:rPr>
-        <w:t xml:space="preserve">3 </w:t>
-      </w:r>
-      <w:r>
-        <w:rPr>
-          <w:b/>
-          <w:sz w:val="28"/>
-          <w:szCs w:val="28"/>
-        </w:rPr>
-        <w:t xml:space="preserve"> </w:t>
-      </w:r>
-      <w:r>
-        <w:rPr>
-          <w:rFonts w:hint="eastAsia"/>
-          <w:b/>
-          <w:sz w:val="28"/>
-          <w:szCs w:val="28"/>
-        </w:rPr>
-        <w:t>需求分析</w:t>
-      </w:r>
-    </w:p>
-    <w:p>
-      <w:pPr>
-        <w:spacing w:line="360" w:lineRule="auto"/>
-        <w:rPr>
-          <w:b/>
-          <w:sz w:val="24"/>
-        </w:rPr>
-      </w:pPr>
-      <w:r>
-        <w:rPr>
-          <w:rFonts w:hint="eastAsia"/>
-          <w:b/>
-          <w:sz w:val="24"/>
-        </w:rPr>
-        <w:t>3.1</w:t>
-      </w:r>
-      <w:r>
-        <w:rPr>
-          <w:b/>
-          <w:sz w:val="24"/>
-        </w:rPr>
-        <w:t xml:space="preserve"> </w:t>
-      </w:r>
-      <w:r>
-        <w:rPr>
-          <w:rFonts w:hint="eastAsia"/>
-          <w:b/>
-          <w:sz w:val="24"/>
-        </w:rPr>
-        <w:t xml:space="preserve"> </w:t>
-      </w:r>
-      <w:r>
-        <w:rPr>
-          <w:rFonts w:hint="eastAsia"/>
-          <w:b/>
-          <w:sz w:val="24"/>
-        </w:rPr>
-        <w:t>目标用户分析</w:t>
+        <w:t>本系统的目标用户主要包括访客、注册用户</w:t>
+      </w:r>
+      <w:r>
+        <w:t>/</w:t>
+      </w:r>
+      <w:r>
+        <w:t>学习者、教师和系统管理员。由于项目目标强调提升知识学习的趣味性、具象化程度和持续激励，学习者不仅是课程资源的使用者，也是</w:t>
+      </w:r>
+      <w:r>
+        <w:t xml:space="preserve"> AI </w:t>
+      </w:r>
+      <w:r>
+        <w:t>宠物、实验平台、可视化模块、学习游戏、金币账户和兑换中心的主要体验者。</w:t>
       </w:r>
     </w:p>
     <w:p>
@@ -7200,38 +6446,17 @@
         <w:ind w:firstLine="461"/>
       </w:pPr>
       <w:r>
-        <w:t>本系统的目标用户主要包括访客、注册用户</w:t>
+        <w:t>从层次关系看，注册用户</w:t>
       </w:r>
       <w:r>
         <w:t>/</w:t>
       </w:r>
       <w:r>
-        <w:t>学习者、教师和系统管理员。由于项目目标强调提升知识学习的趣味性、具象化程度和持续激励，学习者不仅是课程资源的使用者，也是</w:t>
-      </w:r>
-      <w:r>
-        <w:t xml:space="preserve"> AI </w:t>
-      </w:r>
-      <w:r>
-        <w:t>宠物、实验平台、可视化模块、学习游戏、金币账户和兑换中心的主要体验者。</w:t>
-      </w:r>
-    </w:p>
-    <w:p>
-      <w:pPr>
-        <w:spacing w:line="360" w:lineRule="auto"/>
-        <w:ind w:firstLine="461"/>
-      </w:pPr>
-      <w:r>
-        <w:t>从层次关系看，注册用户</w:t>
-      </w:r>
-      <w:r>
-        <w:t>/</w:t>
-      </w:r>
-      <w:r>
-        <w:t>学习者是在访客基础上完成身份注册和登录后的角色，教师是在普通注册用户基础上增加课程发布与资源维护职责的角色，系统管理员则是独立的运维</w:t>
+        <w:t>学习者是在访客基础上完成身份注册和登录后的角色，教师</w:t>
       </w:r>
       <w:r>
         <w:lastRenderedPageBreak/>
-        <w:t>管理角色。各角色在系统范围内的职责、技术要求和预期使用频度如下表所示。</w:t>
+        <w:t>是在普通注册用户基础上增加课程发布与资源维护职责的角色，系统管理员则是独立的运维管理角色。各角色在系统范围内的职责、技术要求和预期使用频度如下表所示。</w:t>
       </w:r>
     </w:p>
     <w:p/>
@@ -9748,7 +8973,6 @@
           </w:tcPr>
           <w:p>
             <w:r>
-              <w:lastRenderedPageBreak/>
               <w:t>题目收藏</w:t>
             </w:r>
           </w:p>
@@ -11054,7 +10278,6 @@
           </w:tcPr>
           <w:p>
             <w:r>
-              <w:lastRenderedPageBreak/>
               <w:t>兑换中心</w:t>
             </w:r>
           </w:p>
@@ -12253,7 +11476,6 @@
             <w:pPr>
               <w:jc w:val="center"/>
             </w:pPr>
-            <w:proofErr w:type="spellStart"/>
             <w:r>
               <w:rPr>
                 <w:rFonts w:hint="eastAsia"/>
@@ -12263,7 +11485,6 @@
             <w:r>
               <w:t>xxx</w:t>
             </w:r>
-            <w:proofErr w:type="spellEnd"/>
           </w:p>
         </w:tc>
       </w:tr>
@@ -12778,14 +11999,12 @@
             <w:pPr>
               <w:jc w:val="left"/>
             </w:pPr>
-            <w:proofErr w:type="spellStart"/>
             <w:r>
               <w:rPr>
                 <w:rFonts w:hint="eastAsia"/>
               </w:rPr>
               <w:t>t_xxx</w:t>
             </w:r>
-            <w:proofErr w:type="spellEnd"/>
           </w:p>
         </w:tc>
         <w:tc>
@@ -13132,7 +12351,6 @@
         </w:rPr>
         <w:t>、</w:t>
       </w:r>
-      <w:proofErr w:type="spellStart"/>
       <w:r>
         <w:rPr>
           <w:rFonts w:hint="eastAsia"/>
@@ -13142,7 +12360,6 @@
         </w:rPr>
         <w:t>css</w:t>
       </w:r>
-      <w:proofErr w:type="spellEnd"/>
       <w:r>
         <w:rPr>
           <w:rFonts w:hint="eastAsia"/>
@@ -13152,7 +12369,6 @@
         </w:rPr>
         <w:t>和</w:t>
       </w:r>
-      <w:proofErr w:type="spellStart"/>
       <w:r>
         <w:rPr>
           <w:rFonts w:hint="eastAsia"/>
@@ -13162,7 +12378,6 @@
         </w:rPr>
         <w:t>js</w:t>
       </w:r>
-      <w:proofErr w:type="spellEnd"/>
       <w:r>
         <w:rPr>
           <w:rFonts w:hint="eastAsia"/>
@@ -13473,7 +12688,6 @@
         </w:rPr>
         <w:t>重点展示日志中的</w:t>
       </w:r>
-      <w:proofErr w:type="spellStart"/>
       <w:r>
         <w:rPr>
           <w:rFonts w:hint="eastAsia"/>
@@ -13483,7 +12697,6 @@
         </w:rPr>
         <w:t>sql</w:t>
       </w:r>
-      <w:proofErr w:type="spellEnd"/>
       <w:r>
         <w:rPr>
           <w:rFonts w:hint="eastAsia"/>
@@ -13872,7 +13085,6 @@
         </w:rPr>
         <w:t>本模块主要使用数据表</w:t>
       </w:r>
-      <w:proofErr w:type="spellStart"/>
       <w:r>
         <w:rPr>
           <w:rFonts w:hint="eastAsia"/>
@@ -13882,7 +13094,6 @@
         </w:rPr>
         <w:t>t_book</w:t>
       </w:r>
-      <w:proofErr w:type="spellEnd"/>
       <w:r>
         <w:rPr>
           <w:rFonts w:hint="eastAsia"/>
@@ -15879,7 +15090,6 @@
         </w:rPr>
         <w:t>输入：请设计一个基于</w:t>
       </w:r>
-      <w:proofErr w:type="spellStart"/>
       <w:r>
         <w:rPr>
           <w:rFonts w:hint="eastAsia"/>
@@ -15888,7 +15098,6 @@
         </w:rPr>
         <w:t>SpringBoot</w:t>
       </w:r>
-      <w:proofErr w:type="spellEnd"/>
       <w:r>
         <w:rPr>
           <w:rFonts w:hint="eastAsia"/>
@@ -16779,7 +15988,6 @@
                 <w:szCs w:val="21"/>
               </w:rPr>
             </w:pPr>
-            <w:proofErr w:type="spellStart"/>
             <w:r>
               <w:rPr>
                 <w:rFonts w:ascii="Times New Roman"/>
@@ -16788,7 +15996,6 @@
               </w:rPr>
               <w:t>user_role</w:t>
             </w:r>
-            <w:proofErr w:type="spellEnd"/>
           </w:p>
           <w:p>
             <w:pPr>
@@ -16806,7 +16013,6 @@
                 <w:szCs w:val="21"/>
               </w:rPr>
             </w:pPr>
-            <w:proofErr w:type="spellStart"/>
             <w:r>
               <w:rPr>
                 <w:rFonts w:ascii="Times New Roman"/>
@@ -16815,7 +16021,6 @@
               </w:rPr>
               <w:t>role_permission</w:t>
             </w:r>
-            <w:proofErr w:type="spellEnd"/>
           </w:p>
         </w:tc>
         <w:tc>
@@ -16963,7 +16168,6 @@
                 <w:szCs w:val="21"/>
               </w:rPr>
             </w:pPr>
-            <w:proofErr w:type="spellStart"/>
             <w:r>
               <w:rPr>
                 <w:rFonts w:ascii="Times New Roman"/>
@@ -16972,7 +16176,6 @@
               </w:rPr>
               <w:t>Login.vue</w:t>
             </w:r>
-            <w:proofErr w:type="spellEnd"/>
           </w:p>
         </w:tc>
         <w:tc>
@@ -18247,7 +17450,6 @@
                 <w:szCs w:val="21"/>
               </w:rPr>
             </w:pPr>
-            <w:proofErr w:type="spellStart"/>
             <w:r>
               <w:rPr>
                 <w:rFonts w:ascii="Times New Roman"/>
@@ -18256,7 +17458,6 @@
               </w:rPr>
               <w:t>book_category</w:t>
             </w:r>
-            <w:proofErr w:type="spellEnd"/>
           </w:p>
         </w:tc>
         <w:tc>
@@ -20172,7 +19373,6 @@
                 <w:szCs w:val="21"/>
               </w:rPr>
             </w:pPr>
-            <w:proofErr w:type="spellStart"/>
             <w:r>
               <w:rPr>
                 <w:rFonts w:ascii="Times New Roman"/>
@@ -20181,7 +19381,6 @@
               </w:rPr>
               <w:t>borrow_record</w:t>
             </w:r>
-            <w:proofErr w:type="spellEnd"/>
           </w:p>
         </w:tc>
         <w:tc>
@@ -22081,7 +21280,6 @@
                 <w:szCs w:val="21"/>
               </w:rPr>
             </w:pPr>
-            <w:proofErr w:type="spellStart"/>
             <w:r>
               <w:rPr>
                 <w:rFonts w:ascii="Times New Roman"/>
@@ -22090,7 +21288,6 @@
               </w:rPr>
               <w:t>login_log</w:t>
             </w:r>
-            <w:proofErr w:type="spellEnd"/>
           </w:p>
           <w:p>
             <w:pPr>
@@ -22108,7 +21305,6 @@
                 <w:szCs w:val="21"/>
               </w:rPr>
             </w:pPr>
-            <w:proofErr w:type="spellStart"/>
             <w:r>
               <w:rPr>
                 <w:rFonts w:ascii="Times New Roman"/>
@@ -22117,7 +21313,6 @@
               </w:rPr>
               <w:t>operation_log</w:t>
             </w:r>
-            <w:proofErr w:type="spellEnd"/>
           </w:p>
         </w:tc>
         <w:tc>
@@ -31939,14 +31134,12 @@
         </w:rPr>
         <w:t>：</w:t>
       </w:r>
-      <w:proofErr w:type="spellStart"/>
       <w:r>
         <w:rPr>
           <w:szCs w:val="21"/>
         </w:rPr>
         <w:t>SpringBoot</w:t>
       </w:r>
-      <w:proofErr w:type="spellEnd"/>
       <w:r>
         <w:rPr>
           <w:rFonts w:hint="eastAsia"/>
@@ -31954,14 +31147,12 @@
         </w:rPr>
         <w:t>、</w:t>
       </w:r>
-      <w:proofErr w:type="spellStart"/>
       <w:r>
         <w:rPr>
           <w:szCs w:val="21"/>
         </w:rPr>
         <w:t>MyBatis</w:t>
       </w:r>
-      <w:proofErr w:type="spellEnd"/>
       <w:r>
         <w:rPr>
           <w:szCs w:val="21"/>
@@ -32637,7 +31828,6 @@
                 <w:szCs w:val="21"/>
               </w:rPr>
             </w:pPr>
-            <w:proofErr w:type="spellStart"/>
             <w:r>
               <w:rPr>
                 <w:rFonts w:ascii="Times New Roman" w:hint="eastAsia"/>
@@ -32652,7 +31842,6 @@
               </w:rPr>
               <w:t>.vue</w:t>
             </w:r>
-            <w:proofErr w:type="spellEnd"/>
             <w:r>
               <w:rPr>
                 <w:rFonts w:ascii="Times New Roman" w:hint="eastAsia"/>
@@ -32660,7 +31849,6 @@
               </w:rPr>
               <w:t>、</w:t>
             </w:r>
-            <w:proofErr w:type="spellStart"/>
             <w:r>
               <w:rPr>
                 <w:rFonts w:ascii="Times New Roman" w:hint="eastAsia"/>
@@ -32675,7 +31863,6 @@
               </w:rPr>
               <w:t>vue</w:t>
             </w:r>
-            <w:proofErr w:type="spellEnd"/>
             <w:r>
               <w:rPr>
                 <w:rFonts w:ascii="Times New Roman" w:hint="eastAsia"/>
